--- a/projects/TRD-EHR/paper1-trd-prediction/parts/supplement/03-m2-eligibility-and-temporal-design.docx
+++ b/projects/TRD-EHR/paper1-trd-prediction/parts/supplement/03-m2-eligibility-and-temporal-design.docx
@@ -30,12 +30,20 @@
     <w:tbl>
       <w:tblPr>
         <w:tblStyle w:val="Table"/>
-        <w:tblW w:type="pct" w:w="0.0"/>
+        <w:tblW w:type="auto" w:w="0"/>
         <w:tblLook w:firstRow="1" w:lastRow="0" w:firstColumn="0" w:lastColumn="0" w:noHBand="0" w:noVBand="0" w:val="0020"/>
       </w:tblPr>
-      <w:tblGrid/>
+      <w:tblGrid>
+        <w:gridCol w:w="2640"/>
+        <w:gridCol w:w="2640"/>
+        <w:gridCol w:w="2640"/>
+      </w:tblGrid>
       <w:tr>
-        <w:tc>
+        <w:trPr>
+          <w:tblHeader w:val="on"/>
+        </w:trPr>
+        <w:tc>
+          <w:tcPr/>
           <w:p>
             <w:pPr>
               <w:pStyle w:val="Compact"/>
@@ -43,14 +51,15 @@
             </w:pPr>
             <w:r>
               <w:rPr>
+                <w:b/>
                 <w:bCs/>
-                <w:b/>
               </w:rPr>
               <w:t xml:space="preserve">Stage</w:t>
             </w:r>
           </w:p>
         </w:tc>
         <w:tc>
+          <w:tcPr/>
           <w:p>
             <w:pPr>
               <w:pStyle w:val="Compact"/>
@@ -58,14 +67,15 @@
             </w:pPr>
             <w:r>
               <w:rPr>
+                <w:b/>
                 <w:bCs/>
-                <w:b/>
               </w:rPr>
               <w:t xml:space="preserve">Remaining</w:t>
             </w:r>
           </w:p>
         </w:tc>
         <w:tc>
+          <w:tcPr/>
           <w:p>
             <w:pPr>
               <w:pStyle w:val="Compact"/>
@@ -73,8 +83,8 @@
             </w:pPr>
             <w:r>
               <w:rPr>
+                <w:b/>
                 <w:bCs/>
-                <w:b/>
               </w:rPr>
               <w:t xml:space="preserve">Rejected at stage</w:t>
             </w:r>
@@ -83,6 +93,7 @@
       </w:tr>
       <w:tr>
         <w:tc>
+          <w:tcPr/>
           <w:p>
             <w:pPr>
               <w:pStyle w:val="Compact"/>
@@ -94,6 +105,7 @@
           </w:p>
         </w:tc>
         <w:tc>
+          <w:tcPr/>
           <w:p>
             <w:pPr>
               <w:pStyle w:val="Compact"/>
@@ -105,6 +117,7 @@
           </w:p>
         </w:tc>
         <w:tc>
+          <w:tcPr/>
           <w:p>
             <w:pPr>
               <w:pStyle w:val="Compact"/>
@@ -118,6 +131,7 @@
       </w:tr>
       <w:tr>
         <w:tc>
+          <w:tcPr/>
           <w:p>
             <w:pPr>
               <w:pStyle w:val="Compact"/>
@@ -129,6 +143,7 @@
           </w:p>
         </w:tc>
         <w:tc>
+          <w:tcPr/>
           <w:p>
             <w:pPr>
               <w:pStyle w:val="Compact"/>
@@ -140,6 +155,7 @@
           </w:p>
         </w:tc>
         <w:tc>
+          <w:tcPr/>
           <w:p>
             <w:pPr>
               <w:pStyle w:val="Compact"/>
@@ -153,6 +169,7 @@
       </w:tr>
       <w:tr>
         <w:tc>
+          <w:tcPr/>
           <w:p>
             <w:pPr>
               <w:pStyle w:val="Compact"/>
@@ -164,6 +181,7 @@
           </w:p>
         </w:tc>
         <w:tc>
+          <w:tcPr/>
           <w:p>
             <w:pPr>
               <w:pStyle w:val="Compact"/>
@@ -175,6 +193,7 @@
           </w:p>
         </w:tc>
         <w:tc>
+          <w:tcPr/>
           <w:p>
             <w:pPr>
               <w:pStyle w:val="Compact"/>
@@ -188,6 +207,7 @@
       </w:tr>
       <w:tr>
         <w:tc>
+          <w:tcPr/>
           <w:p>
             <w:pPr>
               <w:pStyle w:val="Compact"/>
@@ -199,6 +219,7 @@
           </w:p>
         </w:tc>
         <w:tc>
+          <w:tcPr/>
           <w:p>
             <w:pPr>
               <w:pStyle w:val="Compact"/>
@@ -210,6 +231,7 @@
           </w:p>
         </w:tc>
         <w:tc>
+          <w:tcPr/>
           <w:p>
             <w:pPr>
               <w:pStyle w:val="Compact"/>
@@ -223,6 +245,7 @@
       </w:tr>
       <w:tr>
         <w:tc>
+          <w:tcPr/>
           <w:p>
             <w:pPr>
               <w:pStyle w:val="Compact"/>
@@ -234,6 +257,7 @@
           </w:p>
         </w:tc>
         <w:tc>
+          <w:tcPr/>
           <w:p>
             <w:pPr>
               <w:pStyle w:val="Compact"/>
@@ -245,6 +269,7 @@
           </w:p>
         </w:tc>
         <w:tc>
+          <w:tcPr/>
           <w:p>
             <w:pPr>
               <w:pStyle w:val="Compact"/>
@@ -258,6 +283,7 @@
       </w:tr>
       <w:tr>
         <w:tc>
+          <w:tcPr/>
           <w:p>
             <w:pPr>
               <w:pStyle w:val="Compact"/>
@@ -269,6 +295,7 @@
           </w:p>
         </w:tc>
         <w:tc>
+          <w:tcPr/>
           <w:p>
             <w:pPr>
               <w:pStyle w:val="Compact"/>
@@ -280,6 +307,7 @@
           </w:p>
         </w:tc>
         <w:tc>
+          <w:tcPr/>
           <w:p>
             <w:pPr>
               <w:pStyle w:val="Compact"/>
@@ -293,6 +321,7 @@
       </w:tr>
       <w:tr>
         <w:tc>
+          <w:tcPr/>
           <w:p>
             <w:pPr>
               <w:pStyle w:val="Compact"/>
@@ -304,6 +333,7 @@
           </w:p>
         </w:tc>
         <w:tc>
+          <w:tcPr/>
           <w:p>
             <w:pPr>
               <w:pStyle w:val="Compact"/>
@@ -315,6 +345,7 @@
           </w:p>
         </w:tc>
         <w:tc>
+          <w:tcPr/>
           <w:p>
             <w:pPr>
               <w:pStyle w:val="Compact"/>
@@ -348,7 +379,7 @@
         <w:pStyle w:val="BodyText"/>
       </w:pPr>
       <w:r>
-        <w:t xml:space="preserve">Prior antidepressant exposure did not exclude patients: 24.0% had some recorded pre-index exposure and 14.7% had a course meeting the 42-day duration threshold. The index was the first recorded prescription on or after a documented depression diagnosis, not necessarily the first lifetime exposure or first adequate trial.</w:t>
+        <w:t xml:space="preserve">Prior antidepressant exposure did not exclude patients: 24.0% (95% CI 23.6–24.4) had some recorded pre-index exposure and 14.7% (95% CI 14.4–15.1) had a course meeting the 42-day duration threshold. The index was the first recorded prescription on or after a documented depression diagnosis, not necessarily the first lifetime exposure or first adequate trial.</w:t>
       </w:r>
     </w:p>
     <w:bookmarkEnd w:id="20"/>
@@ -563,14 +594,14 @@
     </w:lvl>
   </w:abstractNum>
   <w:abstractNum w:abstractNumId="990">
-    <w:nsid w:val="2c1ae401"/>
+    <w:nsid w:val="0000A990"/>
     <w:multiLevelType w:val="multilevel"/>
     <w:lvl w:ilvl="0">
       <w:numFmt w:val="bullet"/>
       <w:lvlText w:val=" "/>
       <w:lvlJc w:val="left"/>
       <w:pPr>
-        <w:ind w:left="720" w:hanging="480"/>
+        <w:ind w:left="720" w:hanging="360"/>
       </w:pPr>
     </w:lvl>
     <w:lvl w:ilvl="1">
@@ -578,7 +609,7 @@
       <w:lvlText w:val=" "/>
       <w:lvlJc w:val="left"/>
       <w:pPr>
-        <w:ind w:left="1440" w:hanging="480"/>
+        <w:ind w:left="1440" w:hanging="360"/>
       </w:pPr>
     </w:lvl>
     <w:lvl w:ilvl="2">
@@ -586,7 +617,7 @@
       <w:lvlText w:val=" "/>
       <w:lvlJc w:val="left"/>
       <w:pPr>
-        <w:ind w:left="2160" w:hanging="480"/>
+        <w:ind w:left="2160" w:hanging="360"/>
       </w:pPr>
     </w:lvl>
     <w:lvl w:ilvl="3">
@@ -594,7 +625,7 @@
       <w:lvlText w:val=" "/>
       <w:lvlJc w:val="left"/>
       <w:pPr>
-        <w:ind w:left="2880" w:hanging="480"/>
+        <w:ind w:left="2880" w:hanging="360"/>
       </w:pPr>
     </w:lvl>
     <w:lvl w:ilvl="4">
@@ -602,7 +633,7 @@
       <w:lvlText w:val=" "/>
       <w:lvlJc w:val="left"/>
       <w:pPr>
-        <w:ind w:left="3600" w:hanging="480"/>
+        <w:ind w:left="3600" w:hanging="360"/>
       </w:pPr>
     </w:lvl>
     <w:lvl w:ilvl="5">
@@ -610,7 +641,7 @@
       <w:lvlText w:val=" "/>
       <w:lvlJc w:val="left"/>
       <w:pPr>
-        <w:ind w:left="4320" w:hanging="480"/>
+        <w:ind w:left="4320" w:hanging="360"/>
       </w:pPr>
     </w:lvl>
     <w:lvl w:ilvl="6">
@@ -618,7 +649,7 @@
       <w:lvlText w:val=" "/>
       <w:lvlJc w:val="left"/>
       <w:pPr>
-        <w:ind w:left="5040" w:hanging="480"/>
+        <w:ind w:left="5040" w:hanging="360"/>
       </w:pPr>
     </w:lvl>
     <w:lvl w:ilvl="7">
@@ -626,7 +657,7 @@
       <w:lvlText w:val=" "/>
       <w:lvlJc w:val="left"/>
       <w:pPr>
-        <w:ind w:left="5760" w:hanging="480"/>
+        <w:ind w:left="5760" w:hanging="360"/>
       </w:pPr>
     </w:lvl>
     <w:lvl w:ilvl="8">
@@ -634,7 +665,7 @@
       <w:lvlText w:val=" "/>
       <w:lvlJc w:val="left"/>
       <w:pPr>
-        <w:ind w:left="6480" w:hanging="480"/>
+        <w:ind w:left="6480" w:hanging="360"/>
       </w:pPr>
     </w:lvl>
   </w:abstractNum>
@@ -1385,8 +1416,8 @@
     <w:name w:val="KeywordTok"/>
     <w:basedOn w:val="VerbatimChar"/>
     <w:rPr>
+      <w:b/>
       <w:color w:val="007020"/>
-      <w:b/>
     </w:rPr>
   </w:style>
   <w:style w:type="character" w:customStyle="1" w:styleId="DataTypeTok">
@@ -1462,40 +1493,43 @@
   <w:style w:type="character" w:customStyle="1" w:styleId="ImportTok">
     <w:name w:val="ImportTok"/>
     <w:basedOn w:val="VerbatimChar"/>
-    <w:rPr/>
+    <w:rPr>
+      <w:b/>
+      <w:color w:val="008000"/>
+    </w:rPr>
   </w:style>
   <w:style w:type="character" w:customStyle="1" w:styleId="CommentTok">
     <w:name w:val="CommentTok"/>
     <w:basedOn w:val="VerbatimChar"/>
     <w:rPr>
+      <w:i/>
       <w:color w:val="60a0b0"/>
-      <w:i/>
     </w:rPr>
   </w:style>
   <w:style w:type="character" w:customStyle="1" w:styleId="DocumentationTok">
     <w:name w:val="DocumentationTok"/>
     <w:basedOn w:val="VerbatimChar"/>
     <w:rPr>
+      <w:i/>
       <w:color w:val="ba2121"/>
-      <w:i/>
     </w:rPr>
   </w:style>
   <w:style w:type="character" w:customStyle="1" w:styleId="AnnotationTok">
     <w:name w:val="AnnotationTok"/>
     <w:basedOn w:val="VerbatimChar"/>
     <w:rPr>
-      <w:color w:val="60a0b0"/>
       <w:b/>
       <w:i/>
+      <w:color w:val="60a0b0"/>
     </w:rPr>
   </w:style>
   <w:style w:type="character" w:customStyle="1" w:styleId="CommentVarTok">
     <w:name w:val="CommentVarTok"/>
     <w:basedOn w:val="VerbatimChar"/>
     <w:rPr>
-      <w:color w:val="60a0b0"/>
       <w:b/>
       <w:i/>
+      <w:color w:val="60a0b0"/>
     </w:rPr>
   </w:style>
   <w:style w:type="character" w:customStyle="1" w:styleId="OtherTok">
@@ -1523,8 +1557,8 @@
     <w:name w:val="ControlFlowTok"/>
     <w:basedOn w:val="VerbatimChar"/>
     <w:rPr>
+      <w:b/>
       <w:color w:val="007020"/>
-      <w:b/>
     </w:rPr>
   </w:style>
   <w:style w:type="character" w:customStyle="1" w:styleId="OperatorTok">
@@ -1537,7 +1571,9 @@
   <w:style w:type="character" w:customStyle="1" w:styleId="BuiltInTok">
     <w:name w:val="BuiltInTok"/>
     <w:basedOn w:val="VerbatimChar"/>
-    <w:rPr/>
+    <w:rPr>
+      <w:color w:val="008000"/>
+    </w:rPr>
   </w:style>
   <w:style w:type="character" w:customStyle="1" w:styleId="ExtensionTok">
     <w:name w:val="ExtensionTok"/>
@@ -1567,34 +1603,34 @@
     <w:name w:val="InformationTok"/>
     <w:basedOn w:val="VerbatimChar"/>
     <w:rPr>
-      <w:color w:val="60a0b0"/>
       <w:b/>
       <w:i/>
+      <w:color w:val="60a0b0"/>
     </w:rPr>
   </w:style>
   <w:style w:type="character" w:customStyle="1" w:styleId="WarningTok">
     <w:name w:val="WarningTok"/>
     <w:basedOn w:val="VerbatimChar"/>
     <w:rPr>
-      <w:color w:val="60a0b0"/>
       <w:b/>
       <w:i/>
+      <w:color w:val="60a0b0"/>
     </w:rPr>
   </w:style>
   <w:style w:type="character" w:customStyle="1" w:styleId="AlertTok">
     <w:name w:val="AlertTok"/>
     <w:basedOn w:val="VerbatimChar"/>
     <w:rPr>
+      <w:b/>
       <w:color w:val="ff0000"/>
-      <w:b/>
     </w:rPr>
   </w:style>
   <w:style w:type="character" w:customStyle="1" w:styleId="ErrorTok">
     <w:name w:val="ErrorTok"/>
     <w:basedOn w:val="VerbatimChar"/>
     <w:rPr>
+      <w:b/>
       <w:color w:val="ff0000"/>
-      <w:b/>
     </w:rPr>
   </w:style>
   <w:style w:type="character" w:customStyle="1" w:styleId="NormalTok">
